--- a/klagomål/Maskaure Maddagielas S, 27 ha FSC-klagomål.docx
+++ b/klagomål/Maskaure Maddagielas S, 27 ha FSC-klagomål.docx
@@ -1280,7 +1280,7 @@
     <w:r>
       <w:tab/>
       <w:tab/>
-      <w:t>2026-07-22</w:t>
+      <w:t>2026-07-23</w:t>
       <w:br/>
       <w:br/>
     </w:r>

--- a/klagomål/Maskaure Maddagielas S, 27 ha FSC-klagomål.docx
+++ b/klagomål/Maskaure Maddagielas S, 27 ha FSC-klagomål.docx
@@ -1280,7 +1280,7 @@
     <w:r>
       <w:tab/>
       <w:tab/>
-      <w:t>2026-07-23</w:t>
+      <w:t>2026-07-24</w:t>
       <w:br/>
       <w:br/>
     </w:r>

--- a/klagomål/Maskaure Maddagielas S, 27 ha FSC-klagomål.docx
+++ b/klagomål/Maskaure Maddagielas S, 27 ha FSC-klagomål.docx
@@ -1280,7 +1280,7 @@
     <w:r>
       <w:tab/>
       <w:tab/>
-      <w:t>2026-07-24</w:t>
+      <w:t>2026-07-25</w:t>
       <w:br/>
       <w:br/>
     </w:r>

--- a/klagomål/Maskaure Maddagielas S, 27 ha FSC-klagomål.docx
+++ b/klagomål/Maskaure Maddagielas S, 27 ha FSC-klagomål.docx
@@ -1280,7 +1280,7 @@
     <w:r>
       <w:tab/>
       <w:tab/>
-      <w:t>2026-07-25</w:t>
+      <w:t>2026-07-26</w:t>
       <w:br/>
       <w:br/>
     </w:r>

--- a/klagomål/Maskaure Maddagielas S, 27 ha FSC-klagomål.docx
+++ b/klagomål/Maskaure Maddagielas S, 27 ha FSC-klagomål.docx
@@ -1280,7 +1280,7 @@
     <w:r>
       <w:tab/>
       <w:tab/>
-      <w:t>2026-07-26</w:t>
+      <w:t>2026-07-27</w:t>
       <w:br/>
       <w:br/>
     </w:r>

--- a/klagomål/Maskaure Maddagielas S, 27 ha FSC-klagomål.docx
+++ b/klagomål/Maskaure Maddagielas S, 27 ha FSC-klagomål.docx
@@ -1280,7 +1280,7 @@
     <w:r>
       <w:tab/>
       <w:tab/>
-      <w:t>2026-07-27</w:t>
+      <w:t>2026-07-28</w:t>
       <w:br/>
       <w:br/>
     </w:r>

--- a/klagomål/Maskaure Maddagielas S, 27 ha FSC-klagomål.docx
+++ b/klagomål/Maskaure Maddagielas S, 27 ha FSC-klagomål.docx
@@ -1280,7 +1280,7 @@
     <w:r>
       <w:tab/>
       <w:tab/>
-      <w:t>2026-07-28</w:t>
+      <w:t>2026-07-29</w:t>
       <w:br/>
       <w:br/>
     </w:r>

--- a/klagomål/Maskaure Maddagielas S, 27 ha FSC-klagomål.docx
+++ b/klagomål/Maskaure Maddagielas S, 27 ha FSC-klagomål.docx
@@ -1280,7 +1280,7 @@
     <w:r>
       <w:tab/>
       <w:tab/>
-      <w:t>2026-07-29</w:t>
+      <w:t>2026-07-30</w:t>
       <w:br/>
       <w:br/>
     </w:r>

--- a/klagomål/Maskaure Maddagielas S, 27 ha FSC-klagomål.docx
+++ b/klagomål/Maskaure Maddagielas S, 27 ha FSC-klagomål.docx
@@ -221,7 +221,7 @@
     </w:p>
     <w:p>
       <w:r>
-        <w:t>I området finns fynd av 11 naturvårdsarter, varav 9 är rödlistade, 2 är fridlysta, 11 är typiska (T) och 1 är signalart (S): garnlav (VU, T), gammelgransskål (NT, T), harticka (NT, T), knottrig blåslav (NT, T), lavskrika (NT, T, §4), rosenticka (NT, T), talltagel (NT, T), tretåig hackspett (NT, T, §4), ullticka (NT, T), vedticka (S, T) och grå renlav (T). Se Figur 1.</w:t>
+        <w:t>I området finns fynd av 12 naturvårdsarter, varav 10 är rödlistade, 2 är fridlysta, 12 är typiska (T) och 1 är signalart (S): garnlav (VU, T), gammelgransskål (NT, T), harticka (NT, T), knottrig blåslav (NT, T), lavskrika (NT, T, §4), rosenticka (NT, T), talltagel (NT, T), tallticka (NT, T), tretåig hackspett (NT, T, §4), ullticka (NT, T), vedticka (S, T) och grå renlav (T). Se Figur 1.</w:t>
       </w:r>
     </w:p>
     <w:p>
@@ -430,6 +430,35 @@
         <w:rPr>
           <w:b/>
         </w:rPr>
+        <w:t xml:space="preserve">Tallticka (NT) </w:t>
+      </w:r>
+      <w:r>
+        <w:t xml:space="preserve">uppträder först på tallar som är 100–150 år gamla men är vanligast på träd som är runt 150–200 år eller äldre. I skogslandskapet är den främst knuten till tallnaturskogar och restbiotoper med biologiskt gamla träd och signalerar vanligtvis skyddsvärda tallbestånd med höga naturvärden. Tallticka är typisk art för </w:t>
+      </w:r>
+      <w:r>
+        <w:rPr>
+          <w:i/>
+        </w:rPr>
+        <w:t xml:space="preserve">9010 Taiga </w:t>
+      </w:r>
+      <w:r>
+        <w:t xml:space="preserve">och </w:t>
+      </w:r>
+      <w:r>
+        <w:rPr>
+          <w:i/>
+        </w:rPr>
+        <w:t>9060 Åsbarrskog</w:t>
+      </w:r>
+      <w:r>
+        <w:t xml:space="preserve"> (SLU Artdatabanken, 2023; Nitare &amp; Skogsstyrelsen, 2019).</w:t>
+      </w:r>
+    </w:p>
+    <w:p>
+      <w:r>
+        <w:rPr>
+          <w:b/>
+        </w:rPr>
         <w:t>Tretåig hackspett (NT, §4)</w:t>
       </w:r>
       <w:r>
@@ -665,7 +694,7 @@
         <w:rPr>
           <w:i/>
         </w:rPr>
-        <w:t>I det aktuella skogsområdet har 11 naturvårdsarter varav 9 rödlistade arter sina livsmiljöer och växtplatser.</w:t>
+        <w:t>I det aktuella skogsområdet har 12 naturvårdsarter varav 10 rödlistade arter sina livsmiljöer och växtplatser.</w:t>
       </w:r>
     </w:p>
     <w:p>

--- a/klagomål/Maskaure Maddagielas S, 27 ha FSC-klagomål.docx
+++ b/klagomål/Maskaure Maddagielas S, 27 ha FSC-klagomål.docx
@@ -221,7 +221,7 @@
     </w:p>
     <w:p>
       <w:r>
-        <w:t>I området finns fynd av 12 naturvårdsarter, varav 10 är rödlistade, 2 är fridlysta, 12 är typiska (T) och 1 är signalart (S): garnlav (VU, T), gammelgransskål (NT, T), harticka (NT, T), knottrig blåslav (NT, T), lavskrika (NT, T, §4), rosenticka (NT, T), talltagel (NT, T), tallticka (NT, T), tretåig hackspett (NT, T, §4), ullticka (NT, T), vedticka (S, T) och grå renlav (T). Se Figur 1.</w:t>
+        <w:t>I området finns fynd av 13 naturvårdsarter, varav 10 är rödlistade, 3 är fridlysta, 13 är typiska (T) och 2 är signalarter (S): garnlav (VU, T), gammelgransskål (NT, T), harticka (NT, T), knottrig blåslav (NT, T), lavskrika (NT, T, §4), rosenticka (NT, T), talltagel (NT, T), tallticka (NT, T), tretåig hackspett (NT, T, §4), ullticka (NT, T), plattlummer (S, T, §9), vedticka (S, T) och grå renlav (T). Se Figur 1.</w:t>
       </w:r>
     </w:p>
     <w:p>
@@ -544,6 +544,35 @@
         <w:rPr>
           <w:b/>
         </w:rPr>
+        <w:t>Plattlummer (§9)</w:t>
+      </w:r>
+      <w:r>
+        <w:t xml:space="preserve"> växer främst i ljusöppna sandtallskogar eller annan gles, torr och brandpräglad hedbarrskog. Den är mest frekvent i olika typer av naturskogar och kontinuitetsskogar och missgynnas markant av slutavverkning och maskinell markberedning. Söder ut i landet förekommer de närstående arterna cypresslummer (EN, §8) och mellanlummer (NT, §9), vilka båda omfattas av EU:s art- och habitatdirektiv. Plattlummer är typisk art för </w:t>
+      </w:r>
+      <w:r>
+        <w:rPr>
+          <w:i/>
+        </w:rPr>
+        <w:t xml:space="preserve">9010 Taiga </w:t>
+      </w:r>
+      <w:r>
+        <w:t>och</w:t>
+      </w:r>
+      <w:r>
+        <w:rPr>
+          <w:i/>
+        </w:rPr>
+        <w:t xml:space="preserve"> 2320 Rissandhedar </w:t>
+      </w:r>
+      <w:r>
+        <w:t>(Nitare &amp; Skogsstyrelsen, 2019; SLU Artdatabanken, 2026).</w:t>
+      </w:r>
+    </w:p>
+    <w:p>
+      <w:r>
+        <w:rPr>
+          <w:b/>
+        </w:rPr>
         <w:t xml:space="preserve">Vedticka </w:t>
       </w:r>
       <w:r>
@@ -694,7 +723,7 @@
         <w:rPr>
           <w:i/>
         </w:rPr>
-        <w:t>I det aktuella skogsområdet har 12 naturvårdsarter varav 10 rödlistade arter sina livsmiljöer och växtplatser.</w:t>
+        <w:t>I det aktuella skogsområdet har 13 naturvårdsarter varav 10 rödlistade arter sina livsmiljöer och växtplatser.</w:t>
       </w:r>
     </w:p>
     <w:p>

--- a/klagomål/Maskaure Maddagielas S, 27 ha FSC-klagomål.docx
+++ b/klagomål/Maskaure Maddagielas S, 27 ha FSC-klagomål.docx
@@ -1338,7 +1338,7 @@
     <w:r>
       <w:tab/>
       <w:tab/>
-      <w:t>2026-07-30</w:t>
+      <w:t>2026-07-31</w:t>
       <w:br/>
       <w:br/>
     </w:r>

--- a/klagomål/Maskaure Maddagielas S, 27 ha FSC-klagomål.docx
+++ b/klagomål/Maskaure Maddagielas S, 27 ha FSC-klagomål.docx
@@ -1338,7 +1338,7 @@
     <w:r>
       <w:tab/>
       <w:tab/>
-      <w:t>2026-07-31</w:t>
+      <w:t>2026-08-01</w:t>
       <w:br/>
       <w:br/>
     </w:r>

--- a/klagomål/Maskaure Maddagielas S, 27 ha FSC-klagomål.docx
+++ b/klagomål/Maskaure Maddagielas S, 27 ha FSC-klagomål.docx
@@ -1338,7 +1338,7 @@
     <w:r>
       <w:tab/>
       <w:tab/>
-      <w:t>2026-08-01</w:t>
+      <w:t>2026-08-02</w:t>
       <w:br/>
       <w:br/>
     </w:r>

--- a/klagomål/Maskaure Maddagielas S, 27 ha FSC-klagomål.docx
+++ b/klagomål/Maskaure Maddagielas S, 27 ha FSC-klagomål.docx
@@ -1338,7 +1338,7 @@
     <w:r>
       <w:tab/>
       <w:tab/>
-      <w:t>2026-08-02</w:t>
+      <w:t>2026-08-03</w:t>
       <w:br/>
       <w:br/>
     </w:r>

--- a/klagomål/Maskaure Maddagielas S, 27 ha FSC-klagomål.docx
+++ b/klagomål/Maskaure Maddagielas S, 27 ha FSC-klagomål.docx
@@ -1338,7 +1338,7 @@
     <w:r>
       <w:tab/>
       <w:tab/>
-      <w:t>2026-08-03</w:t>
+      <w:t>2026-08-04</w:t>
       <w:br/>
       <w:br/>
     </w:r>

--- a/klagomål/Maskaure Maddagielas S, 27 ha FSC-klagomål.docx
+++ b/klagomål/Maskaure Maddagielas S, 27 ha FSC-klagomål.docx
@@ -1338,7 +1338,7 @@
     <w:r>
       <w:tab/>
       <w:tab/>
-      <w:t>2026-08-04</w:t>
+      <w:t>2026-08-05</w:t>
       <w:br/>
       <w:br/>
     </w:r>

--- a/klagomål/Maskaure Maddagielas S, 27 ha FSC-klagomål.docx
+++ b/klagomål/Maskaure Maddagielas S, 27 ha FSC-klagomål.docx
@@ -1338,7 +1338,7 @@
     <w:r>
       <w:tab/>
       <w:tab/>
-      <w:t>2026-08-05</w:t>
+      <w:t>2026-08-06</w:t>
       <w:br/>
       <w:br/>
     </w:r>

--- a/klagomål/Maskaure Maddagielas S, 27 ha FSC-klagomål.docx
+++ b/klagomål/Maskaure Maddagielas S, 27 ha FSC-klagomål.docx
@@ -1338,7 +1338,7 @@
     <w:r>
       <w:tab/>
       <w:tab/>
-      <w:t>2026-08-06</w:t>
+      <w:t>2026-08-07</w:t>
       <w:br/>
       <w:br/>
     </w:r>

--- a/klagomål/Maskaure Maddagielas S, 27 ha FSC-klagomål.docx
+++ b/klagomål/Maskaure Maddagielas S, 27 ha FSC-klagomål.docx
@@ -1338,7 +1338,7 @@
     <w:r>
       <w:tab/>
       <w:tab/>
-      <w:t>2026-08-07</w:t>
+      <w:t>2026-08-08</w:t>
       <w:br/>
       <w:br/>
     </w:r>

--- a/klagomål/Maskaure Maddagielas S, 27 ha FSC-klagomål.docx
+++ b/klagomål/Maskaure Maddagielas S, 27 ha FSC-klagomål.docx
@@ -1338,7 +1338,7 @@
     <w:r>
       <w:tab/>
       <w:tab/>
-      <w:t>2026-08-08</w:t>
+      <w:t>2026-08-09</w:t>
       <w:br/>
       <w:br/>
     </w:r>

--- a/klagomål/Maskaure Maddagielas S, 27 ha FSC-klagomål.docx
+++ b/klagomål/Maskaure Maddagielas S, 27 ha FSC-klagomål.docx
@@ -1338,7 +1338,7 @@
     <w:r>
       <w:tab/>
       <w:tab/>
-      <w:t>2026-08-09</w:t>
+      <w:t>2026-08-10</w:t>
       <w:br/>
       <w:br/>
     </w:r>

--- a/klagomål/Maskaure Maddagielas S, 27 ha FSC-klagomål.docx
+++ b/klagomål/Maskaure Maddagielas S, 27 ha FSC-klagomål.docx
@@ -1338,7 +1338,7 @@
     <w:r>
       <w:tab/>
       <w:tab/>
-      <w:t>2026-08-10</w:t>
+      <w:t>2026-08-11</w:t>
       <w:br/>
       <w:br/>
     </w:r>

--- a/klagomål/Maskaure Maddagielas S, 27 ha FSC-klagomål.docx
+++ b/klagomål/Maskaure Maddagielas S, 27 ha FSC-klagomål.docx
@@ -1338,7 +1338,7 @@
     <w:r>
       <w:tab/>
       <w:tab/>
-      <w:t>2026-08-11</w:t>
+      <w:t>2026-08-12</w:t>
       <w:br/>
       <w:br/>
     </w:r>

--- a/klagomål/Maskaure Maddagielas S, 27 ha FSC-klagomål.docx
+++ b/klagomål/Maskaure Maddagielas S, 27 ha FSC-klagomål.docx
@@ -1338,7 +1338,7 @@
     <w:r>
       <w:tab/>
       <w:tab/>
-      <w:t>2026-08-12</w:t>
+      <w:t>2026-08-13</w:t>
       <w:br/>
       <w:br/>
     </w:r>

--- a/klagomål/Maskaure Maddagielas S, 27 ha FSC-klagomål.docx
+++ b/klagomål/Maskaure Maddagielas S, 27 ha FSC-klagomål.docx
@@ -1338,7 +1338,7 @@
     <w:r>
       <w:tab/>
       <w:tab/>
-      <w:t>2026-08-13</w:t>
+      <w:t>2026-08-14</w:t>
       <w:br/>
       <w:br/>
     </w:r>

--- a/klagomål/Maskaure Maddagielas S, 27 ha FSC-klagomål.docx
+++ b/klagomål/Maskaure Maddagielas S, 27 ha FSC-klagomål.docx
@@ -163,7 +163,7 @@
         <w:pStyle w:val="Title"/>
       </w:pPr>
       <w:r>
-        <w:t>Inledande FSC- /PEFC-klagomål – information om höga naturvärden och fridlysta arter i området Maskaure Maddagielas S, 27 ha i Arjeplogs kommun</w:t>
+        <w:t>Inledande FSC- /PEFC-klagomål – information om höga naturvärden i området Maskaure Maddagielas S, 27 ha i Arjeplogs kommun</w:t>
       </w:r>
     </w:p>
     <w:p>
@@ -221,7 +221,7 @@
     </w:p>
     <w:p>
       <w:r>
-        <w:t>I området finns fynd av 13 naturvårdsarter, varav 10 är rödlistade, 3 är fridlysta, 13 är typiska (T) och 2 är signalarter (S): garnlav (VU, T), gammelgransskål (NT, T), harticka (NT, T), knottrig blåslav (NT, T), lavskrika (NT, T, §4), rosenticka (NT, T), talltagel (NT, T), tallticka (NT, T), tretåig hackspett (NT, T, §4), ullticka (NT, T), plattlummer (S, T, §9), vedticka (S, T) och grå renlav (T). Se Figur 1.</w:t>
+        <w:t>I området finns fynd av 1 naturvårdsarter, varav 1 är rödlistad och 1 är typisk (T): ullticka (NT, T). Se Figur 1.</w:t>
       </w:r>
     </w:p>
     <w:p>
@@ -244,243 +244,7 @@
     </w:p>
     <w:p>
       <w:r>
-        <w:t>Nedan följer beskrivningar av de naturvårdsarter och fridlysta arter som har sina livsmiljöer och växtplatser i den aktuella skogen. Se även ytterligare artfakta i BILAGA 1. De påträffade naturvårdsarterna är ett tydligt kvitto på att det rör sig om en skog med höga naturvärden.</w:t>
-      </w:r>
-    </w:p>
-    <w:p>
-      <w:r>
-        <w:rPr>
-          <w:b/>
-        </w:rPr>
-        <w:t>Garnlav (VU)</w:t>
-      </w:r>
-      <w:r>
-        <w:t xml:space="preserve"> är en utpräglad barrskogsart som ibland kan drapera träden i norrländska grannaturskogar med hög luftfuktighet. Den förekommer även i talldominerade bestånd där den, förutom i trädens grenverk, påträffas hängande över ojämnheter i tallbarken. Arten har minskat starkt i södra och mellersta Sverige och den minskar även i sitt nordliga utbredningsområde. Minskningstakten uppgår till 30 (20–50) % inom 50 år och överstiger gränsvärdet för Sårbar (VU). Orsaken till tillbakagången beror främst på slutavverkningar av naturskogsartade skogar. Bestånd med riklig förekomst bör regelmässigt sparas, vilket även gynnar flera andra sällsynta och rödlistade arter. Garnlav är värdväxt för den mycket sällsynta och akut hotade fjärilen barrskogslavfly (CR) som hör hemma i boreala barrskogar med riklig förekomst av värdväxten. Tidigare kunde arten konstateras årligen på flera platser vid Dala-Floda i Dalarna innan lokalerna kalavverkades. Senaste fyndet i landet av barrskogslavfly är från år 2000 då den påträffades vid Högberget i Sollefteå kommun. Garnlav är typisk art för </w:t>
-      </w:r>
-      <w:r>
-        <w:rPr>
-          <w:i/>
-        </w:rPr>
-        <w:t xml:space="preserve">9010 Taiga </w:t>
-      </w:r>
-      <w:r>
-        <w:t>och</w:t>
-      </w:r>
-      <w:r>
-        <w:rPr>
-          <w:i/>
-        </w:rPr>
-        <w:t xml:space="preserve"> 9070 Trädklädd betesmark</w:t>
-      </w:r>
-      <w:r>
-        <w:t xml:space="preserve"> (SLU Artdatabanken, 2026).</w:t>
-      </w:r>
-    </w:p>
-    <w:p>
-      <w:r>
-        <w:rPr>
-          <w:b/>
-        </w:rPr>
-        <w:t>Gammelgransskål (NT)</w:t>
-      </w:r>
-      <w:r>
-        <w:t xml:space="preserve"> är en liten skålsvamp som växer på gamla granar med skrovlig bark. Typiska växtplatser är gransumpskog i myrkanter, bäckdråg, bäckraviner och skuggiga bergssluttningar, men också skog på torrare mark kan hysa arten om beståndet har stark naturskogskaraktär. Bestånd med arten bör behandlas som nyckelbiotoper och sparas vid en slutavverkning. Även gallring bör undvikas. Gammelgransskål är typisk art för </w:t>
-      </w:r>
-      <w:r>
-        <w:rPr>
-          <w:i/>
-        </w:rPr>
-        <w:t>9010 Taiga</w:t>
-      </w:r>
-      <w:r>
-        <w:t xml:space="preserve"> (SLU Artdatabanken, 2024; Nitare &amp; Skogsstyrelsen, 2019).</w:t>
-      </w:r>
-    </w:p>
-    <w:p>
-      <w:r>
-        <w:rPr>
-          <w:b/>
-        </w:rPr>
-        <w:t>Harticka (NT)</w:t>
-      </w:r>
-      <w:r>
-        <w:t xml:space="preserve"> är normalt en mycket bra signalart för granskogar med höga naturvärden. Även när svampen påträffas i mer påverkade skogar är det nästan alltid fråga om skogsmiljöer i sena successionsstadier med höga naturvärden. Skogsskötselåtgärder på eller i omedelbar närhet av växtplatserna kan innebära ett hot mot arten. Harticka är typisk art för </w:t>
-      </w:r>
-      <w:r>
-        <w:rPr>
-          <w:i/>
-        </w:rPr>
-        <w:t xml:space="preserve">9010 Taiga, 9050 Näringsrik granskog </w:t>
-      </w:r>
-      <w:r>
-        <w:t xml:space="preserve">och </w:t>
-      </w:r>
-      <w:r>
-        <w:rPr>
-          <w:i/>
-        </w:rPr>
-        <w:t>9030 Landhöjningsskog</w:t>
-      </w:r>
-      <w:r>
-        <w:t xml:space="preserve"> (SLU Artdatabanken, 2024; Nitare &amp; Skogsstyrelsen, 2019).</w:t>
-      </w:r>
-    </w:p>
-    <w:p>
-      <w:r>
-        <w:rPr>
-          <w:b/>
-        </w:rPr>
-        <w:t>Knottrig blåslav (NT)</w:t>
-      </w:r>
-      <w:r>
-        <w:t xml:space="preserve"> har sin huvudutbredning i gamla granskogar i det övre barrskogsbältet mot fjällen. Den signalerar alltid höga naturvärden och växer i skogar med lång kontinuitet, mest i opåverkade naturskogsbestånd. Arten överlever inte en slutavverkning (inklusive hänsyn) och den finns idag enbart i kontinuitetsskog. Lavens fortsatta förekomst bör säkerställas genom att lokaler med äldre barrskog skyddas. Knottrig blåslav är typisk art för </w:t>
-      </w:r>
-      <w:r>
-        <w:rPr>
-          <w:i/>
-        </w:rPr>
-        <w:t xml:space="preserve">9010 Taiga </w:t>
-      </w:r>
-      <w:r>
-        <w:t>och</w:t>
-      </w:r>
-      <w:r>
-        <w:rPr>
-          <w:i/>
-        </w:rPr>
-        <w:t xml:space="preserve"> 9040 Fjällbjörkskog</w:t>
-      </w:r>
-    </w:p>
-    <w:p>
-      <w:r>
-        <w:t>(SLU Artdatabanken, 2024; Nitare &amp; Skogsstyrelsen, 2019).</w:t>
-      </w:r>
-    </w:p>
-    <w:p>
-      <w:r>
-        <w:rPr>
-          <w:b/>
-        </w:rPr>
-        <w:t>Lavskrika (NT, §4)</w:t>
-      </w:r>
-      <w:r>
-        <w:t xml:space="preserve"> är rödlistad som nära hotad och fridlyst enligt 4§ artskyddsförordningen. Den har minskat med 20 (10–30) % under de senaste 15 åren och minskningstakten bedöms vara nära gränsvärdet för sårbar (VU). Lavskrikan är en mycket stationär fågel, som häckar i äldre, slutna och hänglavsrika barrskogar. Nyckelfaktorer är flerskiktad skog med rik undervegetation samt riklig förekomst av hänglavar. Reviren är livslånga med hemområden som varierar mellan 50 och 150 ha. Inom ett revir av hög kvalitet finns det som regel ett eller flera kärnområden (1–20 ha) med relativt tät flerskiktad granskog. Arten missgynnas när flerskiktad skog omförs till enskiktade bestånd och även röjning och hård gallring är starkt negativt. Lavskrikan har relativt stora hemområden och försvinner när den äldre skogen fragmenteras, särskilt allvarligt är när kärnområdena avverkas. Den försvinner successivt framför allt vid dess utbredningsgränser och populationen har minskat kontinuerligt under 2000-talet. Lavskrika är typisk art för </w:t>
-      </w:r>
-      <w:r>
-        <w:rPr>
-          <w:i/>
-        </w:rPr>
-        <w:t>9010 Taiga</w:t>
-      </w:r>
-      <w:r>
-        <w:t xml:space="preserve"> (SLU Artdatabanken, 2026; Skogsstyrelsen 2016).</w:t>
-      </w:r>
-    </w:p>
-    <w:p>
-      <w:r>
-        <w:rPr>
-          <w:b/>
-        </w:rPr>
-        <w:t>Rosenticka (NT)</w:t>
-      </w:r>
-      <w:r>
-        <w:t xml:space="preserve">, rödlistad som nära hotad, ingår i en karaktäristisk association av vedsvampar som växer på gamla, grova granlågor i urskogsartade barrskogar. Den är placerad i toppen av Skogsstyrelsens värdepyramid för bedömning av skog med höga naturvärden och indikerar ett granskogsekosystem med långvarig kontinuitet av grova lågor. Artens beroende av grova granlågor innebär att alla skogsskötselåtgärder på eller i omedelbar närhet av lokalerna utgör ett hot på lång sikt. Det är angeläget att populationerna inte ytterligare glesas ut och ett tillräckligt antal områden där arten nu finns måste sparas för framtiden. Rosenticka är typisk art för </w:t>
-      </w:r>
-      <w:r>
-        <w:rPr>
-          <w:i/>
-        </w:rPr>
-        <w:t xml:space="preserve">9010 Taiga </w:t>
-      </w:r>
-      <w:r>
-        <w:t xml:space="preserve">och </w:t>
-      </w:r>
-      <w:r>
-        <w:rPr>
-          <w:i/>
-        </w:rPr>
-        <w:t>9050 Näringsrik granskog</w:t>
-      </w:r>
-      <w:r>
-        <w:t xml:space="preserve"> (Nitare &amp; Skogsstyrelsen, 2019; SLU Artdatabanken, 2024).</w:t>
-      </w:r>
-    </w:p>
-    <w:p>
-      <w:r>
-        <w:rPr>
-          <w:b/>
-        </w:rPr>
-        <w:t>Talltagel (NT)</w:t>
-      </w:r>
-      <w:r>
-        <w:t xml:space="preserve"> är en boreal art som förekommer på tall i äldre, öppna tallskogar. Den påverkas negativt av brist på kontinuitetsskog och minskningstakten bedöms vara nära gränsvärdet för Sårbar (VU). Talltagel är typisk art för </w:t>
-      </w:r>
-      <w:r>
-        <w:rPr>
-          <w:i/>
-        </w:rPr>
-        <w:t>9010 Taiga</w:t>
-      </w:r>
-      <w:r>
-        <w:t xml:space="preserve"> (SLU Artdatabanken, 2026).</w:t>
-      </w:r>
-    </w:p>
-    <w:p>
-      <w:r>
-        <w:rPr>
-          <w:b/>
-        </w:rPr>
-        <w:t xml:space="preserve">Tallticka (NT) </w:t>
-      </w:r>
-      <w:r>
-        <w:t xml:space="preserve">uppträder först på tallar som är 100–150 år gamla men är vanligast på träd som är runt 150–200 år eller äldre. I skogslandskapet är den främst knuten till tallnaturskogar och restbiotoper med biologiskt gamla träd och signalerar vanligtvis skyddsvärda tallbestånd med höga naturvärden. Tallticka är typisk art för </w:t>
-      </w:r>
-      <w:r>
-        <w:rPr>
-          <w:i/>
-        </w:rPr>
-        <w:t xml:space="preserve">9010 Taiga </w:t>
-      </w:r>
-      <w:r>
-        <w:t xml:space="preserve">och </w:t>
-      </w:r>
-      <w:r>
-        <w:rPr>
-          <w:i/>
-        </w:rPr>
-        <w:t>9060 Åsbarrskog</w:t>
-      </w:r>
-      <w:r>
-        <w:t xml:space="preserve"> (SLU Artdatabanken, 2023; Nitare &amp; Skogsstyrelsen, 2019).</w:t>
-      </w:r>
-    </w:p>
-    <w:p>
-      <w:r>
-        <w:rPr>
-          <w:b/>
-        </w:rPr>
-        <w:t>Tretåig hackspett (NT, §4)</w:t>
-      </w:r>
-      <w:r>
-        <w:t xml:space="preserve"> är rödlistad som nära hotad och ingår i bilaga 1 i EU:s fågeldirektiv. Tretåig hackspett är för sin överlevnad beroende av kontinuerlig tillförsel av äldre döende och död ved, som sker genom naturliga självgallringsprocesser i äldre grannaturskogar och barrblandade naturskogar. Om en skog genom skogsbruk gallras eller glesas ur så upphör och uteblir i stort sett den naturliga självgallringsprocessen för mycket lång tid framöver vilket omöjliggör upprätthållandet av den kontinuerliga ekologiska funktionen i ett område. Det finns studier som visar att naturskogens självgallringsprocess som den tretåiga hackspetten är beroende av, inte kan ersättas med efterlämnad hänsyn i skogsbruket (Imbeau &amp; Desrochers, 2002). Storleken på häckningsreviret varierar med skogstypen, förekomsten av död ved och graden av fragmentering, men är i allmänhet i storleksordningen 25–100 hektar. Vintertid krävs ofta betydligt större områden och det finns studier som antyder att arten behöver minst 100 hektar äldre skog. I områden med låg bonitet kan det behövas över 200 hektar lämpligt habitat för att ett par ska kunna reproducera sig. Områden med dokumenterad permanent förekomst i naturskogsmiljöer har vanligen så stora naturvärden att skogsbruk är olämpligt. Tretåig hackspett är typisk art för </w:t>
-      </w:r>
-      <w:r>
-        <w:rPr>
-          <w:i/>
-        </w:rPr>
-        <w:t xml:space="preserve">9010 Taiga, 9740 Skogsbevuxen myr, 9030 Landhöjningsskog </w:t>
-      </w:r>
-      <w:r>
-        <w:t xml:space="preserve">och </w:t>
-      </w:r>
-      <w:r>
-        <w:rPr>
-          <w:i/>
-        </w:rPr>
-        <w:t>9040 Fjällbjörkskog</w:t>
-      </w:r>
-      <w:r>
-        <w:t xml:space="preserve"> (Skogsstyrelsen, 2016; SLU Artdatabanken, 2024).</w:t>
+        <w:t>Nedan följer beskrivningar av de naturvårdsarter och fridlysta arter som har sina livsmiljöer och växtplatser i den aktuella skogen. De påträffade naturvårdsarterna är ett tydligt kvitto på att det rör sig om en skog med höga naturvärden.</w:t>
       </w:r>
     </w:p>
     <w:p>
@@ -540,84 +304,6 @@
       </w:r>
     </w:p>
     <w:p>
-      <w:r>
-        <w:rPr>
-          <w:b/>
-        </w:rPr>
-        <w:t>Plattlummer (§9)</w:t>
-      </w:r>
-      <w:r>
-        <w:t xml:space="preserve"> växer främst i ljusöppna sandtallskogar eller annan gles, torr och brandpräglad hedbarrskog. Den är mest frekvent i olika typer av naturskogar och kontinuitetsskogar och missgynnas markant av slutavverkning och maskinell markberedning. Söder ut i landet förekommer de närstående arterna cypresslummer (EN, §8) och mellanlummer (NT, §9), vilka båda omfattas av EU:s art- och habitatdirektiv. Plattlummer är typisk art för </w:t>
-      </w:r>
-      <w:r>
-        <w:rPr>
-          <w:i/>
-        </w:rPr>
-        <w:t xml:space="preserve">9010 Taiga </w:t>
-      </w:r>
-      <w:r>
-        <w:t>och</w:t>
-      </w:r>
-      <w:r>
-        <w:rPr>
-          <w:i/>
-        </w:rPr>
-        <w:t xml:space="preserve"> 2320 Rissandhedar </w:t>
-      </w:r>
-      <w:r>
-        <w:t>(Nitare &amp; Skogsstyrelsen, 2019; SLU Artdatabanken, 2026).</w:t>
-      </w:r>
-    </w:p>
-    <w:p>
-      <w:r>
-        <w:rPr>
-          <w:b/>
-        </w:rPr>
-        <w:t xml:space="preserve">Vedticka </w:t>
-      </w:r>
-      <w:r>
-        <w:t xml:space="preserve">är en bra signalart söder om den naturliga norrlandsgränsen. Den är huvudsakligen knuten till äldre barrskogar där det föreligger långvarig kontinuitet av död barrved. Vedticka är typisk art för </w:t>
-      </w:r>
-      <w:r>
-        <w:rPr>
-          <w:i/>
-        </w:rPr>
-        <w:t xml:space="preserve">9010 Taiga </w:t>
-      </w:r>
-      <w:r>
-        <w:t>(Nitare &amp; Skogsstyrelsen, 2019; SLU Artdatabanken, 2025).</w:t>
-      </w:r>
-    </w:p>
-    <w:p>
-      <w:r>
-        <w:rPr>
-          <w:b/>
-        </w:rPr>
-        <w:t>Grå renlav</w:t>
-      </w:r>
-      <w:r>
-        <w:t xml:space="preserve"> är typisk art för </w:t>
-      </w:r>
-      <w:r>
-        <w:rPr>
-          <w:i/>
-        </w:rPr>
-        <w:t xml:space="preserve">9040 Fjällbjörkskog </w:t>
-      </w:r>
-      <w:r>
-        <w:t xml:space="preserve">och </w:t>
-      </w:r>
-      <w:r>
-        <w:rPr>
-          <w:i/>
-        </w:rPr>
-        <w:t xml:space="preserve">4060 Alpina rishedar </w:t>
-      </w:r>
-      <w:r>
-        <w:t>(SLU Artdatabanken, 2025).</w:t>
-      </w:r>
-    </w:p>
-    <w:p>
       <w:pPr>
         <w:pStyle w:val="Heading1"/>
       </w:pPr>
@@ -669,22 +355,6 @@
       <w:r>
         <w:t>I den aktuella skogen har fridlysta arter sina livsmiljöer och växtplatser. Att skada de fridlysta arternas livsmiljöer, växtplatser eller ekologiska funktion är inte tillåtet enligt artskyddsförordningen.</w:t>
       </w:r>
-      <w:r>
-        <w:rPr>
-          <w:i/>
-        </w:rPr>
-        <w:t xml:space="preserve"> EU:s medlemsländer och skogsbolag är skyldiga att agera i enlighet med EU:s fågeldirektiv där det uttryckligen står att direktivet gäller för fåglar samt för deras ägg, bon och </w:t>
-      </w:r>
-      <w:r>
-        <w:rPr>
-          <w:b/>
-          <w:i/>
-        </w:rPr>
-        <w:t xml:space="preserve">livsmiljöer </w:t>
-      </w:r>
-      <w:r>
-        <w:t>(artikel 1). Vidare att de åtgärder som vidtas inte får leda till en försämring av den nuvarande situationen beträffande bevarandet av de fågelarter som avses i artikel 1 (artikel 13).</w:t>
-      </w:r>
     </w:p>
     <w:p>
       <w:r>
@@ -723,7 +393,7 @@
         <w:rPr>
           <w:i/>
         </w:rPr>
-        <w:t>I det aktuella skogsområdet har 13 naturvårdsarter varav 10 rödlistade arter sina livsmiljöer och växtplatser.</w:t>
+        <w:t>I det aktuella skogsområdet har 1 naturvårdsarter varav 1 rödlistade arter sina livsmiljöer och växtplatser.</w:t>
       </w:r>
     </w:p>
     <w:p>
@@ -908,306 +578,6 @@
           <w:i/>
         </w:rPr>
         <w:t>I den aktuella skogen har fridlysta arter sina livsmiljöer och växtplatser. Att skada de fridlysta arternas livsmiljöer, växtplatser eller ekologiska funktion är inte tillåtet enligt artskyddsförordningen</w:t>
-      </w:r>
-    </w:p>
-    <w:p>
-      <w:r>
-        <w:br w:type="page"/>
-      </w:r>
-    </w:p>
-    <w:p>
-      <w:pPr>
-        <w:pStyle w:val="Title"/>
-      </w:pPr>
-      <w:r>
-        <w:t>BILAGA 1 – Fridlysta arter</w:t>
-      </w:r>
-    </w:p>
-    <w:p>
-      <w:pPr>
-        <w:pStyle w:val="Heading1"/>
-      </w:pPr>
-      <w:r>
-        <w:t>Lavskrika – ekologi samt krav på livsmiljön</w:t>
-      </w:r>
-    </w:p>
-    <w:p>
-      <w:r>
-        <w:t>Lavskrika är rödlistad som nära hotad (NT), fridlyst enligt 4 § artskyddsförordningen (2007:845) och ingår i förteckningen över prioriterade arter i Skogsstyrelsens föreskrifter och allmänna råd (SKSFS 2011:7) bilaga 4. Lavskrikan är en mycket stationär fågel, som häckar i äldre, slutna och hänglavsrika barrskogar. Nyckelfaktorer är flerskiktad skog med rik undervegetation samt riklig förekomst av hänglavar (SLU Artdatabanken, 2026).</w:t>
-      </w:r>
-    </w:p>
-    <w:p>
-      <w:r>
-        <w:t xml:space="preserve">I Skogsstyrelsens vägledning för hänsyn till fåglar står bland annat att: </w:t>
-      </w:r>
-      <w:r>
-        <w:rPr>
-          <w:i/>
-        </w:rPr>
-        <w:t>“Reviren är livslånga med hemområden som varierar mellan 50 och 150 ha. Hemområdena har inga fasta gränser utan det handlar mera om de yttre gränserna för familjegruppernas rörelser. Lavskrikan undviker att förflytta sig över stora öppna områden och hemområdesstorleken är därför större i områden fragmenterade av hyggen och yngre skog än i områden med i sammanhängande äldre skog. Det finns studier som antyder att det inom ett revir bör finnas maximalt 15 % öppna ytor och ungskog. Inom ett revir av hög kvalitet finns det som regel ett eller flera kärnområden (1–20 ha) med relativt tät flerskiktad granskog.”</w:t>
-      </w:r>
-      <w:r>
-        <w:t xml:space="preserve"> Vidare att: </w:t>
-      </w:r>
-      <w:r>
-        <w:rPr>
-          <w:i/>
-        </w:rPr>
-        <w:t>“Arten missgynnas när flerskiktad skog omförs till enskiktade bestånd. Även skogsskötsel med återkommande röjning och hård gallring är starkt negativt. Lavskrikan har relativt stora hemområden och försvinner när den äldre skogen fragmenteras, särskilt allvarligt är när kärnområdena avverkas.”</w:t>
-      </w:r>
-      <w:r>
-        <w:t xml:space="preserve"> (Skogsstyrelsen 2016).</w:t>
-      </w:r>
-    </w:p>
-    <w:p>
-      <w:r>
-        <w:t xml:space="preserve">Populationen har minskat med 20 (10–30) % under de senaste 15 åren och minskningstakten bedöms vara nära gränsvärdet för sårbar (VU). Arten försvinner successivt framför allt vid dess utbredningsgränser och populationen har minskat kontinuerligt under 2000-talet. Lavskrika är typisk art för </w:t>
-      </w:r>
-      <w:r>
-        <w:rPr>
-          <w:i/>
-        </w:rPr>
-        <w:t>9010 Taiga</w:t>
-      </w:r>
-      <w:r>
-        <w:t xml:space="preserve"> (SLU Artdatabanken, 2026).</w:t>
-      </w:r>
-    </w:p>
-    <w:p>
-      <w:pPr>
-        <w:pStyle w:val="Heading2"/>
-      </w:pPr>
-      <w:r>
-        <w:t>Referenser – lavskrika</w:t>
-      </w:r>
-    </w:p>
-    <w:p>
-      <w:r>
-        <w:t xml:space="preserve">Skogsstyrelsen, 2016. </w:t>
-      </w:r>
-      <w:r>
-        <w:rPr>
-          <w:i/>
-        </w:rPr>
-        <w:t xml:space="preserve">Vägledning för hänsyn till fåglar – lavskrika. </w:t>
-      </w:r>
-      <w:r>
-        <w:t>https://www.skogsstyrelsen.se/globalassets/lag-och-tillsyn/artskydd/vagledningar-for-hansyn-till-faglar/lavskrika-vagledning-hansyn.pdf</w:t>
-      </w:r>
-    </w:p>
-    <w:p>
-      <w:r>
-        <w:t xml:space="preserve">SLU Artdatabanken, 2026. </w:t>
-      </w:r>
-      <w:r>
-        <w:rPr>
-          <w:i/>
-        </w:rPr>
-        <w:t xml:space="preserve">Artfaktablad. Naturvård – artfakta. </w:t>
-      </w:r>
-      <w:r>
-        <w:t>SLU Artdatabanken, Uppsala</w:t>
-      </w:r>
-    </w:p>
-    <w:p>
-      <w:pPr>
-        <w:pStyle w:val="Heading1"/>
-      </w:pPr>
-      <w:r>
-        <w:t>Tretåig hackspett – ekologi samt krav på livsmiljön</w:t>
-      </w:r>
-    </w:p>
-    <w:p>
-      <w:r>
-        <w:t xml:space="preserve">Tretåig hackspett (NT) är fridlyst enligt §4 Artskyddsförordningen och finns med som prioriterad art i Skogsstyrelsen vägledning för skogsbruket (bilaga 4 till SVL). I vägledningen står bland annat att: </w:t>
-      </w:r>
-      <w:r>
-        <w:rPr>
-          <w:i/>
-        </w:rPr>
-        <w:t xml:space="preserve">“Tretåig hackspett har stora arealkrav och höga krav på sin livsmiljö. Omdaningen av naturskogar till kulturskogar medför en förlust av viktiga miljöer, något som förstärks av ökad fragmentering till följd av avverkningar.” </w:t>
-      </w:r>
-      <w:r>
-        <w:t xml:space="preserve">Vidare att: </w:t>
-      </w:r>
-      <w:r>
-        <w:rPr>
-          <w:i/>
-        </w:rPr>
-        <w:t>“Områden med dokumenterad permanent förekomst i naturskogsmiljöer har vanligen så stora naturvärden att skogsbruk är olämpligt”</w:t>
-      </w:r>
-      <w:r>
-        <w:t xml:space="preserve"> (SLU Artdatabanken, 2024; Skogsstyrelsen, 2016)</w:t>
-      </w:r>
-      <w:r>
-        <w:rPr>
-          <w:i/>
-        </w:rPr>
-        <w:t>.</w:t>
-      </w:r>
-    </w:p>
-    <w:p>
-      <w:r>
-        <w:t>Tretåig hackspett är beroende av större sammanhängande naturskogar med kontinuerlig tillgång och nybildning av död ved och fragmentering av livsmiljöerna utgör ett stort hot mot arten (se exempelvis Stachura-Skierczynska et al., 2009; Wesolowski et al., 2005; Butler et al., 2004; Pakkala et al., 2002; Amcoff et al., 1996; Virkkala, 1991). Det finns studier som visar att naturskogens självgallringsprocess som den tretåiga hackspetten är beroende av, inte kan ersättas med efterlämnad hänsyn i skogsbruket (Imbeau &amp; Desrochers, 2002).</w:t>
-      </w:r>
-    </w:p>
-    <w:p>
-      <w:r>
-        <w:t>Permanenta revir av tretåig hackspett karaktäriseras ofta av artens typiska ringformigt ordnade hackmärken på framför allt gamla granar. För att säkerställa att inte revir av tretåig hackspett drabbas av avverkningsplanerna bör en inventering göras i området både under häckningstid och under vintern, då arten utnyttjar betydligt större områden än under sommarens häckningsrevir. Storleken på häckningsreviret varierar med skogstypen, förekomsten av död ved och graden av fragmentering, men är i allmänhet i storleksordningen 25–100 hektar (SLU Artdatabanken, 2024; Skogsstyrelsen, 2016).</w:t>
-      </w:r>
-    </w:p>
-    <w:p>
-      <w:r>
-        <w:t xml:space="preserve">Förutom fridlysning enligt §4 Artskyddsförordningen är tretåig hackspett även förtecknad i EU:s fågeldirektiv bilaga 1. Den är typisk art för </w:t>
-      </w:r>
-      <w:r>
-        <w:rPr>
-          <w:i/>
-        </w:rPr>
-        <w:t xml:space="preserve">9010 Taiga, 9740 Skogsbevuxen myr, 9030 Landhöjningsskog </w:t>
-      </w:r>
-      <w:r>
-        <w:t xml:space="preserve">och </w:t>
-      </w:r>
-      <w:r>
-        <w:rPr>
-          <w:i/>
-        </w:rPr>
-        <w:t>9040 Fjällbjörkskog</w:t>
-      </w:r>
-      <w:r>
-        <w:t xml:space="preserve"> samt ingår i Natura 2000 och är förtecknad i Bernkonventionen bilaga II (strikt skyddade djurarter) (SLU Artdatabanken, 2024; Skogsstyrelsen, 2016).</w:t>
-      </w:r>
-    </w:p>
-    <w:p>
-      <w:pPr>
-        <w:pStyle w:val="Heading2"/>
-      </w:pPr>
-      <w:r>
-        <w:t>Referenser – tretåig hackspett</w:t>
-      </w:r>
-    </w:p>
-    <w:p>
-      <w:r>
-        <w:t xml:space="preserve">Amcoff, M. &amp; Eriksson, P. 1996. </w:t>
-      </w:r>
-      <w:r>
-        <w:rPr>
-          <w:i/>
-        </w:rPr>
-        <w:t xml:space="preserve">Förekomst av tretåig hackspett Picoides tridactylus på bestånds- och landskapsnivå. </w:t>
-      </w:r>
-      <w:r>
-        <w:t>Ornis Svecica 6: 107–119.</w:t>
-      </w:r>
-    </w:p>
-    <w:p>
-      <w:r>
-        <w:t xml:space="preserve">Butler, R., Angelstam, P., Ekelund, P. &amp; Schlaeffer, R. 2004. </w:t>
-      </w:r>
-      <w:r>
-        <w:rPr>
-          <w:i/>
-        </w:rPr>
-        <w:t xml:space="preserve">Dead wood threshold values for the three-toed woodpecker presence in boreal and sub-Alpine forest. </w:t>
-      </w:r>
-      <w:r>
-        <w:t>Biological conservation 119(3): 305–318.</w:t>
-      </w:r>
-    </w:p>
-    <w:p>
-      <w:r>
-        <w:t xml:space="preserve">Imbeau, L. &amp; Desrochers, A. 2002. </w:t>
-      </w:r>
-      <w:r>
-        <w:rPr>
-          <w:i/>
-        </w:rPr>
-        <w:t xml:space="preserve">Foraging Ecology and Use of Drumming Trees by Three-Toed Woodpeckers. </w:t>
-      </w:r>
-      <w:r>
-        <w:t>The Journal of Wildlife Management. Vol. 66, No. 1 (Jan., 2002), pp. 222–231.</w:t>
-      </w:r>
-    </w:p>
-    <w:p>
-      <w:r>
-        <w:t xml:space="preserve">Pakkala, T., Hanski, I. &amp; Tomppo, E. 2002. </w:t>
-      </w:r>
-      <w:r>
-        <w:rPr>
-          <w:i/>
-        </w:rPr>
-        <w:t xml:space="preserve">Spatial ecology of the three-toed woodpecker in managed forest landscapes. </w:t>
-      </w:r>
-      <w:r>
-        <w:t>Silva Fennica 36(1): 279–288.</w:t>
-      </w:r>
-    </w:p>
-    <w:p>
-      <w:r>
-        <w:t xml:space="preserve">Skogsstyrelsen, 2016. </w:t>
-      </w:r>
-      <w:r>
-        <w:rPr>
-          <w:i/>
-        </w:rPr>
-        <w:t>Vägledning för hänsyn till fåglar – Tretåig hackspett.</w:t>
-      </w:r>
-    </w:p>
-    <w:p>
-      <w:r>
-        <w:t xml:space="preserve">SLU Artdatabanken, 2024. </w:t>
-      </w:r>
-      <w:r>
-        <w:rPr>
-          <w:i/>
-        </w:rPr>
-        <w:t xml:space="preserve">Artfaktablad. Naturvård – artfakta. </w:t>
-      </w:r>
-      <w:r>
-        <w:t>SLU Artdatabanken, Uppsala.</w:t>
-      </w:r>
-    </w:p>
-    <w:p>
-      <w:r>
-        <w:t xml:space="preserve">Stachura-Skierczynska, K., Tumiel, T. &amp; Skierczynski, M. 2009. </w:t>
-      </w:r>
-      <w:r>
-        <w:rPr>
-          <w:i/>
-        </w:rPr>
-        <w:t xml:space="preserve">Habitat prediction model for three-toed woodpecker and its implications for the conservation of biologically valuable forests. </w:t>
-      </w:r>
-      <w:r>
-        <w:t>Forest Ecology and Management 258(5): 697–703.</w:t>
-      </w:r>
-    </w:p>
-    <w:p>
-      <w:r>
-        <w:t xml:space="preserve">Virkkala, R. 1991. </w:t>
-      </w:r>
-      <w:r>
-        <w:rPr>
-          <w:i/>
-        </w:rPr>
-        <w:t xml:space="preserve">Population trends of forest birds in a Finnish Lapland landscape of large habitat blocks – Consequences of stochastic environmental variation or regional habitat alteration. </w:t>
-      </w:r>
-      <w:r>
-        <w:t>Biological conservation 56(2): 223–240.</w:t>
-      </w:r>
-    </w:p>
-    <w:p>
-      <w:r>
-        <w:t xml:space="preserve">Wesolowski, T., Czeszczewik, D. &amp; Rowinski, P. 2005. </w:t>
-      </w:r>
-      <w:r>
-        <w:rPr>
-          <w:i/>
-        </w:rPr>
-        <w:t xml:space="preserve">Effects of forest management on Three-toed Woodpecker Picoides tridactylus distribution in the Bialowieza Forest (NE Poland): conservation implications. </w:t>
-      </w:r>
-      <w:r>
-        <w:t>Acta Ornithologica 40(1): 53–60.</w:t>
       </w:r>
     </w:p>
     <w:sectPr>

--- a/klagomål/Maskaure Maddagielas S, 27 ha FSC-klagomål.docx
+++ b/klagomål/Maskaure Maddagielas S, 27 ha FSC-klagomål.docx
@@ -216,7 +216,7 @@
         <w:spacing w:after="240"/>
       </w:pPr>
       <w:r>
-        <w:t>Figur 1. Fyndplatser för naturvårdsarter i området. Markörer utan svart kant är placerade på fyndplatsen. Markörer med svart kant är placerade vid sidan av fyndplatsen har ett svart streck som visar fyndplatsens exakta position. Kartans mittpunktskoordinat är N 7291704, E 635416 i SWEREF 99 TM.</w:t>
+        <w:t>Figur 1. Fyndplatser för naturvårdsarter i området. Markörer utan svart kant är placerade på fyndplatsen. Markörer med svart kant är placerade vid sidan av fyndplatsen och har ett svart streck som visar fyndplatsens exakta position. Kartans mittpunktskoordinat är N 7291704, E 635416 i SWEREF 99 TM.</w:t>
       </w:r>
     </w:p>
     <w:p>

--- a/klagomål/Maskaure Maddagielas S, 27 ha FSC-klagomål.docx
+++ b/klagomål/Maskaure Maddagielas S, 27 ha FSC-klagomål.docx
@@ -708,7 +708,7 @@
     <w:r>
       <w:tab/>
       <w:tab/>
-      <w:t>2026-08-14</w:t>
+      <w:t>2026-08-15</w:t>
       <w:br/>
       <w:br/>
     </w:r>

--- a/klagomål/Maskaure Maddagielas S, 27 ha FSC-klagomål.docx
+++ b/klagomål/Maskaure Maddagielas S, 27 ha FSC-klagomål.docx
@@ -163,7 +163,7 @@
         <w:pStyle w:val="Title"/>
       </w:pPr>
       <w:r>
-        <w:t>Inledande FSC- /PEFC-klagomål – information om höga naturvärden i området Maskaure Maddagielas S, 27 ha i Arjeplogs kommun</w:t>
+        <w:t>Inledande FSC- /PEFC-klagomål – information om höga naturvärden och fridlysta arter i området Maskaure Maddagielas S, 27 ha i Arjeplogs kommun</w:t>
       </w:r>
     </w:p>
     <w:p>
@@ -221,7 +221,7 @@
     </w:p>
     <w:p>
       <w:r>
-        <w:t>I området finns fynd av 1 naturvårdsarter, varav 1 är rödlistad och 1 är typisk (T): ullticka (NT, T). Se Figur 1.</w:t>
+        <w:t>I området finns fynd av 13 naturvårdsarter, varav 10 är rödlistade, 3 är fridlysta, 13 är typiska (T) och 2 är signalarter (S): garnlav (VU, T), gammelgransskål (NT, T), harticka (NT, T), knottrig blåslav (NT, T), lavskrika (NT, T, §4), rosenticka (NT, T), talltagel (NT, T), tallticka (NT, T), tretåig hackspett (NT, T, §4), ullticka (NT, T), plattlummer (S, T, §9), vedticka (S, T) och grå renlav (T). Se Figur 1.</w:t>
       </w:r>
     </w:p>
     <w:p>
@@ -244,7 +244,243 @@
     </w:p>
     <w:p>
       <w:r>
-        <w:t>Nedan följer beskrivningar av de naturvårdsarter och fridlysta arter som har sina livsmiljöer och växtplatser i den aktuella skogen. De påträffade naturvårdsarterna är ett tydligt kvitto på att det rör sig om en skog med höga naturvärden.</w:t>
+        <w:t>Nedan följer beskrivningar av de naturvårdsarter och fridlysta arter som har sina livsmiljöer och växtplatser i den aktuella skogen. Se även ytterligare artfakta i BILAGA 1. De påträffade naturvårdsarterna är ett tydligt kvitto på att det rör sig om en skog med höga naturvärden.</w:t>
+      </w:r>
+    </w:p>
+    <w:p>
+      <w:r>
+        <w:rPr>
+          <w:b/>
+        </w:rPr>
+        <w:t>Garnlav (VU)</w:t>
+      </w:r>
+      <w:r>
+        <w:t xml:space="preserve"> är en utpräglad barrskogsart som ibland kan drapera träden i norrländska grannaturskogar med hög luftfuktighet. Den förekommer även i talldominerade bestånd där den, förutom i trädens grenverk, påträffas hängande över ojämnheter i tallbarken. Arten har minskat starkt i södra och mellersta Sverige och den minskar även i sitt nordliga utbredningsområde. Minskningstakten uppgår till 30 (20–50) % inom 50 år och överstiger gränsvärdet för Sårbar (VU). Orsaken till tillbakagången beror främst på slutavverkningar av naturskogsartade skogar. Bestånd med riklig förekomst bör regelmässigt sparas, vilket även gynnar flera andra sällsynta och rödlistade arter. Garnlav är värdväxt för den mycket sällsynta och akut hotade fjärilen barrskogslavfly (CR) som hör hemma i boreala barrskogar med riklig förekomst av värdväxten. Tidigare kunde arten konstateras årligen på flera platser vid Dala-Floda i Dalarna innan lokalerna kalavverkades. Senaste fyndet i landet av barrskogslavfly är från år 2000 då den påträffades vid Högberget i Sollefteå kommun. Garnlav är typisk art för </w:t>
+      </w:r>
+      <w:r>
+        <w:rPr>
+          <w:i/>
+        </w:rPr>
+        <w:t xml:space="preserve">9010 Taiga </w:t>
+      </w:r>
+      <w:r>
+        <w:t>och</w:t>
+      </w:r>
+      <w:r>
+        <w:rPr>
+          <w:i/>
+        </w:rPr>
+        <w:t xml:space="preserve"> 9070 Trädklädd betesmark</w:t>
+      </w:r>
+      <w:r>
+        <w:t xml:space="preserve"> (SLU Artdatabanken, 2026).</w:t>
+      </w:r>
+    </w:p>
+    <w:p>
+      <w:r>
+        <w:rPr>
+          <w:b/>
+        </w:rPr>
+        <w:t>Gammelgransskål (NT)</w:t>
+      </w:r>
+      <w:r>
+        <w:t xml:space="preserve"> är en liten skålsvamp som växer på gamla granar med skrovlig bark. Typiska växtplatser är gransumpskog i myrkanter, bäckdråg, bäckraviner och skuggiga bergssluttningar, men också skog på torrare mark kan hysa arten om beståndet har stark naturskogskaraktär. Bestånd med arten bör behandlas som nyckelbiotoper och sparas vid en slutavverkning. Även gallring bör undvikas. Gammelgransskål är typisk art för </w:t>
+      </w:r>
+      <w:r>
+        <w:rPr>
+          <w:i/>
+        </w:rPr>
+        <w:t>9010 Taiga</w:t>
+      </w:r>
+      <w:r>
+        <w:t xml:space="preserve"> (SLU Artdatabanken, 2024; Nitare &amp; Skogsstyrelsen, 2019).</w:t>
+      </w:r>
+    </w:p>
+    <w:p>
+      <w:r>
+        <w:rPr>
+          <w:b/>
+        </w:rPr>
+        <w:t>Harticka (NT)</w:t>
+      </w:r>
+      <w:r>
+        <w:t xml:space="preserve"> är normalt en mycket bra signalart för granskogar med höga naturvärden. Även när svampen påträffas i mer påverkade skogar är det nästan alltid fråga om skogsmiljöer i sena successionsstadier med höga naturvärden. Skogsskötselåtgärder på eller i omedelbar närhet av växtplatserna kan innebära ett hot mot arten. Harticka är typisk art för </w:t>
+      </w:r>
+      <w:r>
+        <w:rPr>
+          <w:i/>
+        </w:rPr>
+        <w:t xml:space="preserve">9010 Taiga, 9050 Näringsrik granskog </w:t>
+      </w:r>
+      <w:r>
+        <w:t xml:space="preserve">och </w:t>
+      </w:r>
+      <w:r>
+        <w:rPr>
+          <w:i/>
+        </w:rPr>
+        <w:t>9030 Landhöjningsskog</w:t>
+      </w:r>
+      <w:r>
+        <w:t xml:space="preserve"> (SLU Artdatabanken, 2024; Nitare &amp; Skogsstyrelsen, 2019).</w:t>
+      </w:r>
+    </w:p>
+    <w:p>
+      <w:r>
+        <w:rPr>
+          <w:b/>
+        </w:rPr>
+        <w:t>Knottrig blåslav (NT)</w:t>
+      </w:r>
+      <w:r>
+        <w:t xml:space="preserve"> har sin huvudutbredning i gamla granskogar i det övre barrskogsbältet mot fjällen. Den signalerar alltid höga naturvärden och växer i skogar med lång kontinuitet, mest i opåverkade naturskogsbestånd. Arten överlever inte en slutavverkning (inklusive hänsyn) och den finns idag enbart i kontinuitetsskog. Lavens fortsatta förekomst bör säkerställas genom att lokaler med äldre barrskog skyddas. Knottrig blåslav är typisk art för </w:t>
+      </w:r>
+      <w:r>
+        <w:rPr>
+          <w:i/>
+        </w:rPr>
+        <w:t xml:space="preserve">9010 Taiga </w:t>
+      </w:r>
+      <w:r>
+        <w:t>och</w:t>
+      </w:r>
+      <w:r>
+        <w:rPr>
+          <w:i/>
+        </w:rPr>
+        <w:t xml:space="preserve"> 9040 Fjällbjörkskog</w:t>
+      </w:r>
+    </w:p>
+    <w:p>
+      <w:r>
+        <w:t>(SLU Artdatabanken, 2024; Nitare &amp; Skogsstyrelsen, 2019).</w:t>
+      </w:r>
+    </w:p>
+    <w:p>
+      <w:r>
+        <w:rPr>
+          <w:b/>
+        </w:rPr>
+        <w:t>Lavskrika (NT, §4)</w:t>
+      </w:r>
+      <w:r>
+        <w:t xml:space="preserve"> är rödlistad som nära hotad och fridlyst enligt 4§ artskyddsförordningen. Den har minskat med 20 (10–30) % under de senaste 15 åren och minskningstakten bedöms vara nära gränsvärdet för sårbar (VU). Lavskrikan är en mycket stationär fågel, som häckar i äldre, slutna och hänglavsrika barrskogar. Nyckelfaktorer är flerskiktad skog med rik undervegetation samt riklig förekomst av hänglavar. Reviren är livslånga med hemområden som varierar mellan 50 och 150 ha. Inom ett revir av hög kvalitet finns det som regel ett eller flera kärnområden (1–20 ha) med relativt tät flerskiktad granskog. Arten missgynnas när flerskiktad skog omförs till enskiktade bestånd och även röjning och hård gallring är starkt negativt. Lavskrikan har relativt stora hemområden och försvinner när den äldre skogen fragmenteras, särskilt allvarligt är när kärnområdena avverkas. Den försvinner successivt framför allt vid dess utbredningsgränser och populationen har minskat kontinuerligt under 2000-talet. Lavskrika är typisk art för </w:t>
+      </w:r>
+      <w:r>
+        <w:rPr>
+          <w:i/>
+        </w:rPr>
+        <w:t>9010 Taiga</w:t>
+      </w:r>
+      <w:r>
+        <w:t xml:space="preserve"> (SLU Artdatabanken, 2026; Skogsstyrelsen 2016).</w:t>
+      </w:r>
+    </w:p>
+    <w:p>
+      <w:r>
+        <w:rPr>
+          <w:b/>
+        </w:rPr>
+        <w:t>Rosenticka (NT)</w:t>
+      </w:r>
+      <w:r>
+        <w:t xml:space="preserve">, rödlistad som nära hotad, ingår i en karaktäristisk association av vedsvampar som växer på gamla, grova granlågor i urskogsartade barrskogar. Den är placerad i toppen av Skogsstyrelsens värdepyramid för bedömning av skog med höga naturvärden och indikerar ett granskogsekosystem med långvarig kontinuitet av grova lågor. Artens beroende av grova granlågor innebär att alla skogsskötselåtgärder på eller i omedelbar närhet av lokalerna utgör ett hot på lång sikt. Det är angeläget att populationerna inte ytterligare glesas ut och ett tillräckligt antal områden där arten nu finns måste sparas för framtiden. Rosenticka är typisk art för </w:t>
+      </w:r>
+      <w:r>
+        <w:rPr>
+          <w:i/>
+        </w:rPr>
+        <w:t xml:space="preserve">9010 Taiga </w:t>
+      </w:r>
+      <w:r>
+        <w:t xml:space="preserve">och </w:t>
+      </w:r>
+      <w:r>
+        <w:rPr>
+          <w:i/>
+        </w:rPr>
+        <w:t>9050 Näringsrik granskog</w:t>
+      </w:r>
+      <w:r>
+        <w:t xml:space="preserve"> (Nitare &amp; Skogsstyrelsen, 2019; SLU Artdatabanken, 2024).</w:t>
+      </w:r>
+    </w:p>
+    <w:p>
+      <w:r>
+        <w:rPr>
+          <w:b/>
+        </w:rPr>
+        <w:t>Talltagel (NT)</w:t>
+      </w:r>
+      <w:r>
+        <w:t xml:space="preserve"> är en boreal art som förekommer på tall i äldre, öppna tallskogar. Den påverkas negativt av brist på kontinuitetsskog och minskningstakten bedöms vara nära gränsvärdet för Sårbar (VU). Talltagel är typisk art för </w:t>
+      </w:r>
+      <w:r>
+        <w:rPr>
+          <w:i/>
+        </w:rPr>
+        <w:t>9010 Taiga</w:t>
+      </w:r>
+      <w:r>
+        <w:t xml:space="preserve"> (SLU Artdatabanken, 2026).</w:t>
+      </w:r>
+    </w:p>
+    <w:p>
+      <w:r>
+        <w:rPr>
+          <w:b/>
+        </w:rPr>
+        <w:t xml:space="preserve">Tallticka (NT) </w:t>
+      </w:r>
+      <w:r>
+        <w:t xml:space="preserve">uppträder först på tallar som är 100–150 år gamla men är vanligast på träd som är runt 150–200 år eller äldre. I skogslandskapet är den främst knuten till tallnaturskogar och restbiotoper med biologiskt gamla träd och signalerar vanligtvis skyddsvärda tallbestånd med höga naturvärden. Tallticka är typisk art för </w:t>
+      </w:r>
+      <w:r>
+        <w:rPr>
+          <w:i/>
+        </w:rPr>
+        <w:t xml:space="preserve">9010 Taiga </w:t>
+      </w:r>
+      <w:r>
+        <w:t xml:space="preserve">och </w:t>
+      </w:r>
+      <w:r>
+        <w:rPr>
+          <w:i/>
+        </w:rPr>
+        <w:t>9060 Åsbarrskog</w:t>
+      </w:r>
+      <w:r>
+        <w:t xml:space="preserve"> (SLU Artdatabanken, 2023; Nitare &amp; Skogsstyrelsen, 2019).</w:t>
+      </w:r>
+    </w:p>
+    <w:p>
+      <w:r>
+        <w:rPr>
+          <w:b/>
+        </w:rPr>
+        <w:t>Tretåig hackspett (NT, §4)</w:t>
+      </w:r>
+      <w:r>
+        <w:t xml:space="preserve"> är rödlistad som nära hotad och ingår i bilaga 1 i EU:s fågeldirektiv. Tretåig hackspett är för sin överlevnad beroende av kontinuerlig tillförsel av äldre döende och död ved, som sker genom naturliga självgallringsprocesser i äldre grannaturskogar och barrblandade naturskogar. Om en skog genom skogsbruk gallras eller glesas ur så upphör och uteblir i stort sett den naturliga självgallringsprocessen för mycket lång tid framöver vilket omöjliggör upprätthållandet av den kontinuerliga ekologiska funktionen i ett område. Det finns studier som visar att naturskogens självgallringsprocess som den tretåiga hackspetten är beroende av, inte kan ersättas med efterlämnad hänsyn i skogsbruket (Imbeau &amp; Desrochers, 2002). Storleken på häckningsreviret varierar med skogstypen, förekomsten av död ved och graden av fragmentering, men är i allmänhet i storleksordningen 25–100 hektar. Vintertid krävs ofta betydligt större områden och det finns studier som antyder att arten behöver minst 100 hektar äldre skog. I områden med låg bonitet kan det behövas över 200 hektar lämpligt habitat för att ett par ska kunna reproducera sig. Områden med dokumenterad permanent förekomst i naturskogsmiljöer har vanligen så stora naturvärden att skogsbruk är olämpligt. Tretåig hackspett är typisk art för </w:t>
+      </w:r>
+      <w:r>
+        <w:rPr>
+          <w:i/>
+        </w:rPr>
+        <w:t xml:space="preserve">9010 Taiga, 9740 Skogsbevuxen myr, 9030 Landhöjningsskog </w:t>
+      </w:r>
+      <w:r>
+        <w:t xml:space="preserve">och </w:t>
+      </w:r>
+      <w:r>
+        <w:rPr>
+          <w:i/>
+        </w:rPr>
+        <w:t>9040 Fjällbjörkskog</w:t>
+      </w:r>
+      <w:r>
+        <w:t xml:space="preserve"> (Skogsstyrelsen, 2016; SLU Artdatabanken, 2024).</w:t>
       </w:r>
     </w:p>
     <w:p>
@@ -301,6 +537,84 @@
       </w:r>
       <w:r>
         <w:t xml:space="preserve"> (SLU Artdatabanken, 2026; Nitare &amp; Skogsstyrelsen, 2019; Miettinen &amp; Niemelä, 2018).</w:t>
+      </w:r>
+    </w:p>
+    <w:p>
+      <w:r>
+        <w:rPr>
+          <w:b/>
+        </w:rPr>
+        <w:t>Plattlummer (§9)</w:t>
+      </w:r>
+      <w:r>
+        <w:t xml:space="preserve"> växer främst i ljusöppna sandtallskogar eller annan gles, torr och brandpräglad hedbarrskog. Den är mest frekvent i olika typer av naturskogar och kontinuitetsskogar och missgynnas markant av slutavverkning och maskinell markberedning. Söder ut i landet förekommer de närstående arterna cypresslummer (EN, §8) och mellanlummer (NT, §9), vilka båda omfattas av EU:s art- och habitatdirektiv. Plattlummer är typisk art för </w:t>
+      </w:r>
+      <w:r>
+        <w:rPr>
+          <w:i/>
+        </w:rPr>
+        <w:t xml:space="preserve">9010 Taiga </w:t>
+      </w:r>
+      <w:r>
+        <w:t>och</w:t>
+      </w:r>
+      <w:r>
+        <w:rPr>
+          <w:i/>
+        </w:rPr>
+        <w:t xml:space="preserve"> 2320 Rissandhedar </w:t>
+      </w:r>
+      <w:r>
+        <w:t>(Nitare &amp; Skogsstyrelsen, 2019; SLU Artdatabanken, 2026).</w:t>
+      </w:r>
+    </w:p>
+    <w:p>
+      <w:r>
+        <w:rPr>
+          <w:b/>
+        </w:rPr>
+        <w:t xml:space="preserve">Vedticka </w:t>
+      </w:r>
+      <w:r>
+        <w:t xml:space="preserve">är en bra signalart söder om den naturliga norrlandsgränsen. Den är huvudsakligen knuten till äldre barrskogar där det föreligger långvarig kontinuitet av död barrved. Vedticka är typisk art för </w:t>
+      </w:r>
+      <w:r>
+        <w:rPr>
+          <w:i/>
+        </w:rPr>
+        <w:t xml:space="preserve">9010 Taiga </w:t>
+      </w:r>
+      <w:r>
+        <w:t>(Nitare &amp; Skogsstyrelsen, 2019; SLU Artdatabanken, 2025).</w:t>
+      </w:r>
+    </w:p>
+    <w:p>
+      <w:r>
+        <w:rPr>
+          <w:b/>
+        </w:rPr>
+        <w:t>Grå renlav</w:t>
+      </w:r>
+      <w:r>
+        <w:t xml:space="preserve"> är typisk art för </w:t>
+      </w:r>
+      <w:r>
+        <w:rPr>
+          <w:i/>
+        </w:rPr>
+        <w:t xml:space="preserve">9040 Fjällbjörkskog </w:t>
+      </w:r>
+      <w:r>
+        <w:t xml:space="preserve">och </w:t>
+      </w:r>
+      <w:r>
+        <w:rPr>
+          <w:i/>
+        </w:rPr>
+        <w:t xml:space="preserve">4060 Alpina rishedar </w:t>
+      </w:r>
+      <w:r>
+        <w:t>(SLU Artdatabanken, 2025).</w:t>
       </w:r>
     </w:p>
     <w:p>
@@ -355,6 +669,22 @@
       <w:r>
         <w:t>I den aktuella skogen har fridlysta arter sina livsmiljöer och växtplatser. Att skada de fridlysta arternas livsmiljöer, växtplatser eller ekologiska funktion är inte tillåtet enligt artskyddsförordningen.</w:t>
       </w:r>
+      <w:r>
+        <w:rPr>
+          <w:i/>
+        </w:rPr>
+        <w:t xml:space="preserve"> EU:s medlemsländer och skogsbolag är skyldiga att agera i enlighet med EU:s fågeldirektiv där det uttryckligen står att direktivet gäller för fåglar samt för deras ägg, bon och </w:t>
+      </w:r>
+      <w:r>
+        <w:rPr>
+          <w:b/>
+          <w:i/>
+        </w:rPr>
+        <w:t xml:space="preserve">livsmiljöer </w:t>
+      </w:r>
+      <w:r>
+        <w:t>(artikel 1). Vidare att de åtgärder som vidtas inte får leda till en försämring av den nuvarande situationen beträffande bevarandet av de fågelarter som avses i artikel 1 (artikel 13).</w:t>
+      </w:r>
     </w:p>
     <w:p>
       <w:r>
@@ -393,7 +723,7 @@
         <w:rPr>
           <w:i/>
         </w:rPr>
-        <w:t>I det aktuella skogsområdet har 1 naturvårdsarter varav 1 rödlistade arter sina livsmiljöer och växtplatser.</w:t>
+        <w:t>I det aktuella skogsområdet har 13 naturvårdsarter varav 10 rödlistade arter sina livsmiljöer och växtplatser.</w:t>
       </w:r>
     </w:p>
     <w:p>
@@ -578,6 +908,306 @@
           <w:i/>
         </w:rPr>
         <w:t>I den aktuella skogen har fridlysta arter sina livsmiljöer och växtplatser. Att skada de fridlysta arternas livsmiljöer, växtplatser eller ekologiska funktion är inte tillåtet enligt artskyddsförordningen</w:t>
+      </w:r>
+    </w:p>
+    <w:p>
+      <w:r>
+        <w:br w:type="page"/>
+      </w:r>
+    </w:p>
+    <w:p>
+      <w:pPr>
+        <w:pStyle w:val="Title"/>
+      </w:pPr>
+      <w:r>
+        <w:t>BILAGA 1 – Fridlysta arter</w:t>
+      </w:r>
+    </w:p>
+    <w:p>
+      <w:pPr>
+        <w:pStyle w:val="Heading1"/>
+      </w:pPr>
+      <w:r>
+        <w:t>Lavskrika – ekologi samt krav på livsmiljön</w:t>
+      </w:r>
+    </w:p>
+    <w:p>
+      <w:r>
+        <w:t>Lavskrika är rödlistad som nära hotad (NT), fridlyst enligt 4 § artskyddsförordningen (2007:845) och ingår i förteckningen över prioriterade arter i Skogsstyrelsens föreskrifter och allmänna råd (SKSFS 2011:7) bilaga 4. Lavskrikan är en mycket stationär fågel, som häckar i äldre, slutna och hänglavsrika barrskogar. Nyckelfaktorer är flerskiktad skog med rik undervegetation samt riklig förekomst av hänglavar (SLU Artdatabanken, 2026).</w:t>
+      </w:r>
+    </w:p>
+    <w:p>
+      <w:r>
+        <w:t xml:space="preserve">I Skogsstyrelsens vägledning för hänsyn till fåglar står bland annat att: </w:t>
+      </w:r>
+      <w:r>
+        <w:rPr>
+          <w:i/>
+        </w:rPr>
+        <w:t>“Reviren är livslånga med hemområden som varierar mellan 50 och 150 ha. Hemområdena har inga fasta gränser utan det handlar mera om de yttre gränserna för familjegruppernas rörelser. Lavskrikan undviker att förflytta sig över stora öppna områden och hemområdesstorleken är därför större i områden fragmenterade av hyggen och yngre skog än i områden med i sammanhängande äldre skog. Det finns studier som antyder att det inom ett revir bör finnas maximalt 15 % öppna ytor och ungskog. Inom ett revir av hög kvalitet finns det som regel ett eller flera kärnområden (1–20 ha) med relativt tät flerskiktad granskog.”</w:t>
+      </w:r>
+      <w:r>
+        <w:t xml:space="preserve"> Vidare att: </w:t>
+      </w:r>
+      <w:r>
+        <w:rPr>
+          <w:i/>
+        </w:rPr>
+        <w:t>“Arten missgynnas när flerskiktad skog omförs till enskiktade bestånd. Även skogsskötsel med återkommande röjning och hård gallring är starkt negativt. Lavskrikan har relativt stora hemområden och försvinner när den äldre skogen fragmenteras, särskilt allvarligt är när kärnområdena avverkas.”</w:t>
+      </w:r>
+      <w:r>
+        <w:t xml:space="preserve"> (Skogsstyrelsen 2016).</w:t>
+      </w:r>
+    </w:p>
+    <w:p>
+      <w:r>
+        <w:t xml:space="preserve">Populationen har minskat med 20 (10–30) % under de senaste 15 åren och minskningstakten bedöms vara nära gränsvärdet för sårbar (VU). Arten försvinner successivt framför allt vid dess utbredningsgränser och populationen har minskat kontinuerligt under 2000-talet. Lavskrika är typisk art för </w:t>
+      </w:r>
+      <w:r>
+        <w:rPr>
+          <w:i/>
+        </w:rPr>
+        <w:t>9010 Taiga</w:t>
+      </w:r>
+      <w:r>
+        <w:t xml:space="preserve"> (SLU Artdatabanken, 2026).</w:t>
+      </w:r>
+    </w:p>
+    <w:p>
+      <w:pPr>
+        <w:pStyle w:val="Heading2"/>
+      </w:pPr>
+      <w:r>
+        <w:t>Referenser – lavskrika</w:t>
+      </w:r>
+    </w:p>
+    <w:p>
+      <w:r>
+        <w:t xml:space="preserve">Skogsstyrelsen, 2016. </w:t>
+      </w:r>
+      <w:r>
+        <w:rPr>
+          <w:i/>
+        </w:rPr>
+        <w:t xml:space="preserve">Vägledning för hänsyn till fåglar – lavskrika. </w:t>
+      </w:r>
+      <w:r>
+        <w:t>https://www.skogsstyrelsen.se/globalassets/lag-och-tillsyn/artskydd/vagledningar-for-hansyn-till-faglar/lavskrika-vagledning-hansyn.pdf</w:t>
+      </w:r>
+    </w:p>
+    <w:p>
+      <w:r>
+        <w:t xml:space="preserve">SLU Artdatabanken, 2026. </w:t>
+      </w:r>
+      <w:r>
+        <w:rPr>
+          <w:i/>
+        </w:rPr>
+        <w:t xml:space="preserve">Artfaktablad. Naturvård – artfakta. </w:t>
+      </w:r>
+      <w:r>
+        <w:t>SLU Artdatabanken, Uppsala</w:t>
+      </w:r>
+    </w:p>
+    <w:p>
+      <w:pPr>
+        <w:pStyle w:val="Heading1"/>
+      </w:pPr>
+      <w:r>
+        <w:t>Tretåig hackspett – ekologi samt krav på livsmiljön</w:t>
+      </w:r>
+    </w:p>
+    <w:p>
+      <w:r>
+        <w:t xml:space="preserve">Tretåig hackspett (NT) är fridlyst enligt §4 Artskyddsförordningen och finns med som prioriterad art i Skogsstyrelsen vägledning för skogsbruket (bilaga 4 till SVL). I vägledningen står bland annat att: </w:t>
+      </w:r>
+      <w:r>
+        <w:rPr>
+          <w:i/>
+        </w:rPr>
+        <w:t xml:space="preserve">“Tretåig hackspett har stora arealkrav och höga krav på sin livsmiljö. Omdaningen av naturskogar till kulturskogar medför en förlust av viktiga miljöer, något som förstärks av ökad fragmentering till följd av avverkningar.” </w:t>
+      </w:r>
+      <w:r>
+        <w:t xml:space="preserve">Vidare att: </w:t>
+      </w:r>
+      <w:r>
+        <w:rPr>
+          <w:i/>
+        </w:rPr>
+        <w:t>“Områden med dokumenterad permanent förekomst i naturskogsmiljöer har vanligen så stora naturvärden att skogsbruk är olämpligt”</w:t>
+      </w:r>
+      <w:r>
+        <w:t xml:space="preserve"> (SLU Artdatabanken, 2024; Skogsstyrelsen, 2016)</w:t>
+      </w:r>
+      <w:r>
+        <w:rPr>
+          <w:i/>
+        </w:rPr>
+        <w:t>.</w:t>
+      </w:r>
+    </w:p>
+    <w:p>
+      <w:r>
+        <w:t>Tretåig hackspett är beroende av större sammanhängande naturskogar med kontinuerlig tillgång och nybildning av död ved och fragmentering av livsmiljöerna utgör ett stort hot mot arten (se exempelvis Stachura-Skierczynska et al., 2009; Wesolowski et al., 2005; Butler et al., 2004; Pakkala et al., 2002; Amcoff et al., 1996; Virkkala, 1991). Det finns studier som visar att naturskogens självgallringsprocess som den tretåiga hackspetten är beroende av, inte kan ersättas med efterlämnad hänsyn i skogsbruket (Imbeau &amp; Desrochers, 2002).</w:t>
+      </w:r>
+    </w:p>
+    <w:p>
+      <w:r>
+        <w:t>Permanenta revir av tretåig hackspett karaktäriseras ofta av artens typiska ringformigt ordnade hackmärken på framför allt gamla granar. För att säkerställa att inte revir av tretåig hackspett drabbas av avverkningsplanerna bör en inventering göras i området både under häckningstid och under vintern, då arten utnyttjar betydligt större områden än under sommarens häckningsrevir. Storleken på häckningsreviret varierar med skogstypen, förekomsten av död ved och graden av fragmentering, men är i allmänhet i storleksordningen 25–100 hektar (SLU Artdatabanken, 2024; Skogsstyrelsen, 2016).</w:t>
+      </w:r>
+    </w:p>
+    <w:p>
+      <w:r>
+        <w:t xml:space="preserve">Förutom fridlysning enligt §4 Artskyddsförordningen är tretåig hackspett även förtecknad i EU:s fågeldirektiv bilaga 1. Den är typisk art för </w:t>
+      </w:r>
+      <w:r>
+        <w:rPr>
+          <w:i/>
+        </w:rPr>
+        <w:t xml:space="preserve">9010 Taiga, 9740 Skogsbevuxen myr, 9030 Landhöjningsskog </w:t>
+      </w:r>
+      <w:r>
+        <w:t xml:space="preserve">och </w:t>
+      </w:r>
+      <w:r>
+        <w:rPr>
+          <w:i/>
+        </w:rPr>
+        <w:t>9040 Fjällbjörkskog</w:t>
+      </w:r>
+      <w:r>
+        <w:t xml:space="preserve"> samt ingår i Natura 2000 och är förtecknad i Bernkonventionen bilaga II (strikt skyddade djurarter) (SLU Artdatabanken, 2024; Skogsstyrelsen, 2016).</w:t>
+      </w:r>
+    </w:p>
+    <w:p>
+      <w:pPr>
+        <w:pStyle w:val="Heading2"/>
+      </w:pPr>
+      <w:r>
+        <w:t>Referenser – tretåig hackspett</w:t>
+      </w:r>
+    </w:p>
+    <w:p>
+      <w:r>
+        <w:t xml:space="preserve">Amcoff, M. &amp; Eriksson, P. 1996. </w:t>
+      </w:r>
+      <w:r>
+        <w:rPr>
+          <w:i/>
+        </w:rPr>
+        <w:t xml:space="preserve">Förekomst av tretåig hackspett Picoides tridactylus på bestånds- och landskapsnivå. </w:t>
+      </w:r>
+      <w:r>
+        <w:t>Ornis Svecica 6: 107–119.</w:t>
+      </w:r>
+    </w:p>
+    <w:p>
+      <w:r>
+        <w:t xml:space="preserve">Butler, R., Angelstam, P., Ekelund, P. &amp; Schlaeffer, R. 2004. </w:t>
+      </w:r>
+      <w:r>
+        <w:rPr>
+          <w:i/>
+        </w:rPr>
+        <w:t xml:space="preserve">Dead wood threshold values for the three-toed woodpecker presence in boreal and sub-Alpine forest. </w:t>
+      </w:r>
+      <w:r>
+        <w:t>Biological conservation 119(3): 305–318.</w:t>
+      </w:r>
+    </w:p>
+    <w:p>
+      <w:r>
+        <w:t xml:space="preserve">Imbeau, L. &amp; Desrochers, A. 2002. </w:t>
+      </w:r>
+      <w:r>
+        <w:rPr>
+          <w:i/>
+        </w:rPr>
+        <w:t xml:space="preserve">Foraging Ecology and Use of Drumming Trees by Three-Toed Woodpeckers. </w:t>
+      </w:r>
+      <w:r>
+        <w:t>The Journal of Wildlife Management. Vol. 66, No. 1 (Jan., 2002), pp. 222–231.</w:t>
+      </w:r>
+    </w:p>
+    <w:p>
+      <w:r>
+        <w:t xml:space="preserve">Pakkala, T., Hanski, I. &amp; Tomppo, E. 2002. </w:t>
+      </w:r>
+      <w:r>
+        <w:rPr>
+          <w:i/>
+        </w:rPr>
+        <w:t xml:space="preserve">Spatial ecology of the three-toed woodpecker in managed forest landscapes. </w:t>
+      </w:r>
+      <w:r>
+        <w:t>Silva Fennica 36(1): 279–288.</w:t>
+      </w:r>
+    </w:p>
+    <w:p>
+      <w:r>
+        <w:t xml:space="preserve">Skogsstyrelsen, 2016. </w:t>
+      </w:r>
+      <w:r>
+        <w:rPr>
+          <w:i/>
+        </w:rPr>
+        <w:t>Vägledning för hänsyn till fåglar – Tretåig hackspett.</w:t>
+      </w:r>
+    </w:p>
+    <w:p>
+      <w:r>
+        <w:t xml:space="preserve">SLU Artdatabanken, 2024. </w:t>
+      </w:r>
+      <w:r>
+        <w:rPr>
+          <w:i/>
+        </w:rPr>
+        <w:t xml:space="preserve">Artfaktablad. Naturvård – artfakta. </w:t>
+      </w:r>
+      <w:r>
+        <w:t>SLU Artdatabanken, Uppsala.</w:t>
+      </w:r>
+    </w:p>
+    <w:p>
+      <w:r>
+        <w:t xml:space="preserve">Stachura-Skierczynska, K., Tumiel, T. &amp; Skierczynski, M. 2009. </w:t>
+      </w:r>
+      <w:r>
+        <w:rPr>
+          <w:i/>
+        </w:rPr>
+        <w:t xml:space="preserve">Habitat prediction model for three-toed woodpecker and its implications for the conservation of biologically valuable forests. </w:t>
+      </w:r>
+      <w:r>
+        <w:t>Forest Ecology and Management 258(5): 697–703.</w:t>
+      </w:r>
+    </w:p>
+    <w:p>
+      <w:r>
+        <w:t xml:space="preserve">Virkkala, R. 1991. </w:t>
+      </w:r>
+      <w:r>
+        <w:rPr>
+          <w:i/>
+        </w:rPr>
+        <w:t xml:space="preserve">Population trends of forest birds in a Finnish Lapland landscape of large habitat blocks – Consequences of stochastic environmental variation or regional habitat alteration. </w:t>
+      </w:r>
+      <w:r>
+        <w:t>Biological conservation 56(2): 223–240.</w:t>
+      </w:r>
+    </w:p>
+    <w:p>
+      <w:r>
+        <w:t xml:space="preserve">Wesolowski, T., Czeszczewik, D. &amp; Rowinski, P. 2005. </w:t>
+      </w:r>
+      <w:r>
+        <w:rPr>
+          <w:i/>
+        </w:rPr>
+        <w:t xml:space="preserve">Effects of forest management on Three-toed Woodpecker Picoides tridactylus distribution in the Bialowieza Forest (NE Poland): conservation implications. </w:t>
+      </w:r>
+      <w:r>
+        <w:t>Acta Ornithologica 40(1): 53–60.</w:t>
       </w:r>
     </w:p>
     <w:sectPr>

--- a/klagomål/Maskaure Maddagielas S, 27 ha FSC-klagomål.docx
+++ b/klagomål/Maskaure Maddagielas S, 27 ha FSC-klagomål.docx
@@ -1338,7 +1338,7 @@
     <w:r>
       <w:tab/>
       <w:tab/>
-      <w:t>2026-08-15</w:t>
+      <w:t>2026-08-16</w:t>
       <w:br/>
       <w:br/>
     </w:r>

--- a/klagomål/Maskaure Maddagielas S, 27 ha FSC-klagomål.docx
+++ b/klagomål/Maskaure Maddagielas S, 27 ha FSC-klagomål.docx
@@ -1338,7 +1338,7 @@
     <w:r>
       <w:tab/>
       <w:tab/>
-      <w:t>2026-08-16</w:t>
+      <w:t>2026-08-17</w:t>
       <w:br/>
       <w:br/>
     </w:r>

--- a/klagomål/Maskaure Maddagielas S, 27 ha FSC-klagomål.docx
+++ b/klagomål/Maskaure Maddagielas S, 27 ha FSC-klagomål.docx
@@ -1338,7 +1338,7 @@
     <w:r>
       <w:tab/>
       <w:tab/>
-      <w:t>2026-08-17</w:t>
+      <w:t>2026-08-18</w:t>
       <w:br/>
       <w:br/>
     </w:r>

--- a/klagomål/Maskaure Maddagielas S, 27 ha FSC-klagomål.docx
+++ b/klagomål/Maskaure Maddagielas S, 27 ha FSC-klagomål.docx
@@ -1338,7 +1338,7 @@
     <w:r>
       <w:tab/>
       <w:tab/>
-      <w:t>2026-08-18</w:t>
+      <w:t>2026-08-19</w:t>
       <w:br/>
       <w:br/>
     </w:r>

--- a/klagomål/Maskaure Maddagielas S, 27 ha FSC-klagomål.docx
+++ b/klagomål/Maskaure Maddagielas S, 27 ha FSC-klagomål.docx
@@ -1338,7 +1338,7 @@
     <w:r>
       <w:tab/>
       <w:tab/>
-      <w:t>2026-08-19</w:t>
+      <w:t>2026-08-20</w:t>
       <w:br/>
       <w:br/>
     </w:r>

--- a/klagomål/Maskaure Maddagielas S, 27 ha FSC-klagomål.docx
+++ b/klagomål/Maskaure Maddagielas S, 27 ha FSC-klagomål.docx
@@ -1338,7 +1338,7 @@
     <w:r>
       <w:tab/>
       <w:tab/>
-      <w:t>2026-08-20</w:t>
+      <w:t>2026-08-21</w:t>
       <w:br/>
       <w:br/>
     </w:r>

--- a/klagomål/Maskaure Maddagielas S, 27 ha FSC-klagomål.docx
+++ b/klagomål/Maskaure Maddagielas S, 27 ha FSC-klagomål.docx
@@ -1338,7 +1338,7 @@
     <w:r>
       <w:tab/>
       <w:tab/>
-      <w:t>2026-08-21</w:t>
+      <w:t>2026-08-22</w:t>
       <w:br/>
       <w:br/>
     </w:r>

--- a/klagomål/Maskaure Maddagielas S, 27 ha FSC-klagomål.docx
+++ b/klagomål/Maskaure Maddagielas S, 27 ha FSC-klagomål.docx
@@ -1338,7 +1338,7 @@
     <w:r>
       <w:tab/>
       <w:tab/>
-      <w:t>2026-08-22</w:t>
+      <w:t>2026-08-23</w:t>
       <w:br/>
       <w:br/>
     </w:r>

--- a/klagomål/Maskaure Maddagielas S, 27 ha FSC-klagomål.docx
+++ b/klagomål/Maskaure Maddagielas S, 27 ha FSC-klagomål.docx
@@ -1338,7 +1338,7 @@
     <w:r>
       <w:tab/>
       <w:tab/>
-      <w:t>2026-08-23</w:t>
+      <w:t>2026-08-24</w:t>
       <w:br/>
       <w:br/>
     </w:r>

--- a/klagomål/Maskaure Maddagielas S, 27 ha FSC-klagomål.docx
+++ b/klagomål/Maskaure Maddagielas S, 27 ha FSC-klagomål.docx
@@ -1338,7 +1338,7 @@
     <w:r>
       <w:tab/>
       <w:tab/>
-      <w:t>2026-08-24</w:t>
+      <w:t>2026-08-25</w:t>
       <w:br/>
       <w:br/>
     </w:r>

--- a/klagomål/Maskaure Maddagielas S, 27 ha FSC-klagomål.docx
+++ b/klagomål/Maskaure Maddagielas S, 27 ha FSC-klagomål.docx
@@ -1338,7 +1338,7 @@
     <w:r>
       <w:tab/>
       <w:tab/>
-      <w:t>2026-08-25</w:t>
+      <w:t>2026-08-26</w:t>
       <w:br/>
       <w:br/>
     </w:r>

--- a/klagomål/Maskaure Maddagielas S, 27 ha FSC-klagomål.docx
+++ b/klagomål/Maskaure Maddagielas S, 27 ha FSC-klagomål.docx
@@ -1338,7 +1338,7 @@
     <w:r>
       <w:tab/>
       <w:tab/>
-      <w:t>2026-08-26</w:t>
+      <w:t>2026-08-27</w:t>
       <w:br/>
       <w:br/>
     </w:r>

--- a/klagomål/Maskaure Maddagielas S, 27 ha FSC-klagomål.docx
+++ b/klagomål/Maskaure Maddagielas S, 27 ha FSC-klagomål.docx
@@ -1338,7 +1338,7 @@
     <w:r>
       <w:tab/>
       <w:tab/>
-      <w:t>2026-08-27</w:t>
+      <w:t>2026-08-28</w:t>
       <w:br/>
       <w:br/>
     </w:r>

--- a/klagomål/Maskaure Maddagielas S, 27 ha FSC-klagomål.docx
+++ b/klagomål/Maskaure Maddagielas S, 27 ha FSC-klagomål.docx
@@ -1338,7 +1338,7 @@
     <w:r>
       <w:tab/>
       <w:tab/>
-      <w:t>2026-08-28</w:t>
+      <w:t>2026-08-29</w:t>
       <w:br/>
       <w:br/>
     </w:r>

--- a/klagomål/Maskaure Maddagielas S, 27 ha FSC-klagomål.docx
+++ b/klagomål/Maskaure Maddagielas S, 27 ha FSC-klagomål.docx
@@ -1338,7 +1338,7 @@
     <w:r>
       <w:tab/>
       <w:tab/>
-      <w:t>2026-08-29</w:t>
+      <w:t>2026-08-30</w:t>
       <w:br/>
       <w:br/>
     </w:r>

--- a/klagomål/Maskaure Maddagielas S, 27 ha FSC-klagomål.docx
+++ b/klagomål/Maskaure Maddagielas S, 27 ha FSC-klagomål.docx
@@ -1338,7 +1338,7 @@
     <w:r>
       <w:tab/>
       <w:tab/>
-      <w:t>2026-08-30</w:t>
+      <w:t>2026-08-31</w:t>
       <w:br/>
       <w:br/>
     </w:r>

--- a/klagomål/Maskaure Maddagielas S, 27 ha FSC-klagomål.docx
+++ b/klagomål/Maskaure Maddagielas S, 27 ha FSC-klagomål.docx
@@ -1338,7 +1338,7 @@
     <w:r>
       <w:tab/>
       <w:tab/>
-      <w:t>2026-08-31</w:t>
+      <w:t>2026-09-01</w:t>
       <w:br/>
       <w:br/>
     </w:r>

--- a/klagomål/Maskaure Maddagielas S, 27 ha FSC-klagomål.docx
+++ b/klagomål/Maskaure Maddagielas S, 27 ha FSC-klagomål.docx
@@ -1338,7 +1338,7 @@
     <w:r>
       <w:tab/>
       <w:tab/>
-      <w:t>2026-09-01</w:t>
+      <w:t>2026-09-02</w:t>
       <w:br/>
       <w:br/>
     </w:r>

--- a/klagomål/Maskaure Maddagielas S, 27 ha FSC-klagomål.docx
+++ b/klagomål/Maskaure Maddagielas S, 27 ha FSC-klagomål.docx
@@ -1338,7 +1338,7 @@
     <w:r>
       <w:tab/>
       <w:tab/>
-      <w:t>2026-09-02</w:t>
+      <w:t>2026-09-03</w:t>
       <w:br/>
       <w:br/>
     </w:r>

--- a/klagomål/Maskaure Maddagielas S, 27 ha FSC-klagomål.docx
+++ b/klagomål/Maskaure Maddagielas S, 27 ha FSC-klagomål.docx
@@ -1338,7 +1338,7 @@
     <w:r>
       <w:tab/>
       <w:tab/>
-      <w:t>2026-09-03</w:t>
+      <w:t>2026-09-04</w:t>
       <w:br/>
       <w:br/>
     </w:r>

--- a/klagomål/Maskaure Maddagielas S, 27 ha FSC-klagomål.docx
+++ b/klagomål/Maskaure Maddagielas S, 27 ha FSC-klagomål.docx
@@ -1338,7 +1338,7 @@
     <w:r>
       <w:tab/>
       <w:tab/>
-      <w:t>2026-09-04</w:t>
+      <w:t>2026-09-05</w:t>
       <w:br/>
       <w:br/>
     </w:r>

--- a/klagomål/Maskaure Maddagielas S, 27 ha FSC-klagomål.docx
+++ b/klagomål/Maskaure Maddagielas S, 27 ha FSC-klagomål.docx
@@ -1338,7 +1338,7 @@
     <w:r>
       <w:tab/>
       <w:tab/>
-      <w:t>2026-09-05</w:t>
+      <w:t>2026-09-06</w:t>
       <w:br/>
       <w:br/>
     </w:r>

--- a/klagomål/Maskaure Maddagielas S, 27 ha FSC-klagomål.docx
+++ b/klagomål/Maskaure Maddagielas S, 27 ha FSC-klagomål.docx
@@ -1338,7 +1338,7 @@
     <w:r>
       <w:tab/>
       <w:tab/>
-      <w:t>2026-09-06</w:t>
+      <w:t>2026-09-07</w:t>
       <w:br/>
       <w:br/>
     </w:r>

--- a/klagomål/Maskaure Maddagielas S, 27 ha FSC-klagomål.docx
+++ b/klagomål/Maskaure Maddagielas S, 27 ha FSC-klagomål.docx
@@ -1338,7 +1338,7 @@
     <w:r>
       <w:tab/>
       <w:tab/>
-      <w:t>2026-09-07</w:t>
+      <w:t>2026-09-08</w:t>
       <w:br/>
       <w:br/>
     </w:r>

--- a/klagomål/Maskaure Maddagielas S, 27 ha FSC-klagomål.docx
+++ b/klagomål/Maskaure Maddagielas S, 27 ha FSC-klagomål.docx
@@ -1338,7 +1338,7 @@
     <w:r>
       <w:tab/>
       <w:tab/>
-      <w:t>2026-09-08</w:t>
+      <w:t>2026-09-09</w:t>
       <w:br/>
       <w:br/>
     </w:r>

--- a/klagomål/Maskaure Maddagielas S, 27 ha FSC-klagomål.docx
+++ b/klagomål/Maskaure Maddagielas S, 27 ha FSC-klagomål.docx
@@ -1338,7 +1338,7 @@
     <w:r>
       <w:tab/>
       <w:tab/>
-      <w:t>2026-09-09</w:t>
+      <w:t>2026-09-10</w:t>
       <w:br/>
       <w:br/>
     </w:r>

--- a/klagomål/Maskaure Maddagielas S, 27 ha FSC-klagomål.docx
+++ b/klagomål/Maskaure Maddagielas S, 27 ha FSC-klagomål.docx
@@ -1338,7 +1338,7 @@
     <w:r>
       <w:tab/>
       <w:tab/>
-      <w:t>2026-09-10</w:t>
+      <w:t>2026-09-11</w:t>
       <w:br/>
       <w:br/>
     </w:r>

--- a/klagomål/Maskaure Maddagielas S, 27 ha FSC-klagomål.docx
+++ b/klagomål/Maskaure Maddagielas S, 27 ha FSC-klagomål.docx
@@ -1338,7 +1338,7 @@
     <w:r>
       <w:tab/>
       <w:tab/>
-      <w:t>2026-09-11</w:t>
+      <w:t>2026-09-12</w:t>
       <w:br/>
       <w:br/>
     </w:r>
